--- a/public/downloads/module-1/exercices/exercice-guide-depart.docx
+++ b/public/downloads/module-1/exercices/exercice-guide-depart.docx
@@ -66,7 +66,7 @@
           <w:sz w:val="22"/>
           <w:szCs w:val="22"/>
         </w:rPr>
-        <w:t xml:space="preserve">Pour chacune des 5 tâches ci-dessous, indiquez l'outil que vous utiliseriez (Claude.ai / Claude Code / Claude Cowork / Claude in Chrome) et justifiez en une phrase. Ces tâches sont inspirées du quotidien de Fatou — adaptez mentalement à votre propre métier si besoin.</w:t>
+        <w:t xml:space="preserve">Pour chacune des 6 tâches ci-dessous, indiquez l'outil que vous utiliseriez (Claude.ai / Claude Code / Claude Cowork / Claude in Chrome / Claude Design) et justifiez en une phrase. Ces tâches sont inspirées du quotidien de Fatou — adaptez mentalement à votre propre métier si besoin.</w:t>
       </w:r>
     </w:p>
     <w:tbl>
@@ -564,6 +564,90 @@
                 <w:szCs w:val="20"/>
               </w:rPr>
               <w:t xml:space="preserve">Suivre un projet client sur plusieurs semaines, avec des tâches, des échéances et des rappels</w:t>
+            </w:r>
+          </w:p>
+        </w:tc>
+        <w:tc>
+          <w:tcPr>
+            <w:tcW w:type="dxa" w:w="1800"/>
+            <w:tcMar>
+              <w:top w:type="dxa" w:w="120"/>
+              <w:left w:type="dxa" w:w="120"/>
+              <w:bottom w:type="dxa" w:w="120"/>
+              <w:right w:type="dxa" w:w="120"/>
+            </w:tcMar>
+          </w:tcPr>
+          <w:p>
+            <w:r>
+              <w:rPr>
+                <w:sz w:val="20"/>
+                <w:szCs w:val="20"/>
+              </w:rPr>
+              <w:t xml:space="preserve"> </w:t>
+            </w:r>
+          </w:p>
+        </w:tc>
+        <w:tc>
+          <w:tcPr>
+            <w:tcW w:type="dxa" w:w="4140"/>
+            <w:tcMar>
+              <w:top w:type="dxa" w:w="120"/>
+              <w:left w:type="dxa" w:w="120"/>
+              <w:bottom w:type="dxa" w:w="120"/>
+              <w:right w:type="dxa" w:w="120"/>
+            </w:tcMar>
+          </w:tcPr>
+          <w:p>
+            <w:r>
+              <w:rPr>
+                <w:sz w:val="20"/>
+                <w:szCs w:val="20"/>
+              </w:rPr>
+              <w:t xml:space="preserve"> </w:t>
+            </w:r>
+          </w:p>
+        </w:tc>
+      </w:tr>
+      <w:tr>
+        <w:tc>
+          <w:tcPr>
+            <w:tcW w:type="dxa" w:w="500"/>
+            <w:tcMar>
+              <w:top w:type="dxa" w:w="120"/>
+              <w:left w:type="dxa" w:w="120"/>
+              <w:bottom w:type="dxa" w:w="120"/>
+              <w:right w:type="dxa" w:w="120"/>
+            </w:tcMar>
+          </w:tcPr>
+          <w:p>
+            <w:r>
+              <w:rPr>
+                <w:color w:val="1A1323"/>
+                <w:sz w:val="20"/>
+                <w:szCs w:val="20"/>
+              </w:rPr>
+              <w:t xml:space="preserve">6</w:t>
+            </w:r>
+          </w:p>
+        </w:tc>
+        <w:tc>
+          <w:tcPr>
+            <w:tcW w:type="dxa" w:w="3000"/>
+            <w:tcMar>
+              <w:top w:type="dxa" w:w="120"/>
+              <w:left w:type="dxa" w:w="120"/>
+              <w:bottom w:type="dxa" w:w="120"/>
+              <w:right w:type="dxa" w:w="120"/>
+            </w:tcMar>
+          </w:tcPr>
+          <w:p>
+            <w:r>
+              <w:rPr>
+                <w:color w:val="1A1323"/>
+                <w:sz w:val="20"/>
+                <w:szCs w:val="20"/>
+              </w:rPr>
+              <w:t xml:space="preserve">Créer la maquette d'une landing page pour présenter sa nouvelle offre de conseil à des prospects</w:t>
             </w:r>
           </w:p>
         </w:tc>
